--- a/data/revised_2026-10_full/outputs/v2/Maths/SS3.1_Trigonometry_I/Mathematics_Trigonometry_I_SummaryTable.docx
+++ b/data/revised_2026-10_full/outputs/v2/Maths/SS3.1_Trigonometry_I/Mathematics_Trigonometry_I_SummaryTable.docx
@@ -2156,7 +2156,7 @@
         </w:rPr>
         <w:t xml:space="preserve">© 2026 SeaVuria and ARES. This work is licensed under a </w:t>
       </w:r>
-      <w:hyperlink w:history="1" r:id="rIddq1perci0j6pzh3kehsst">
+      <w:hyperlink w:history="1" r:id="rIdul0blklbecete0ob7rrqr">
         <w:r>
           <w:rPr>
             <w:rFonts w:ascii="Arial" w:cs="Arial" w:eastAsia="Arial" w:hAnsi="Arial"/>
@@ -2176,7 +2176,7 @@
         </w:rPr>
         <w:t xml:space="preserve"> (</w:t>
       </w:r>
-      <w:hyperlink w:history="1" r:id="rId9vd1ujxzkxdxogrc9qx9-">
+      <w:hyperlink w:history="1" r:id="rIdgg6eqtpnkyfuvnvteiycp">
         <w:r>
           <w:rPr>
             <w:rFonts w:ascii="Arial" w:cs="Arial" w:eastAsia="Arial" w:hAnsi="Arial"/>
@@ -2196,7 +2196,7 @@
         </w:rPr>
         <w:t xml:space="preserve">). To view a copy of this license, visit </w:t>
       </w:r>
-      <w:hyperlink w:history="1" r:id="rIdpmzozfzcti1bdqxnko4e0">
+      <w:hyperlink w:history="1" r:id="rIdgipftcra1jtqksyweijeo">
         <w:r>
           <w:rPr>
             <w:rFonts w:ascii="Arial" w:cs="Arial" w:eastAsia="Arial" w:hAnsi="Arial"/>

--- a/data/revised_2026-10_full/outputs/v2/Maths/SS3.1_Trigonometry_I/Mathematics_Trigonometry_I_SummaryTable.docx
+++ b/data/revised_2026-10_full/outputs/v2/Maths/SS3.1_Trigonometry_I/Mathematics_Trigonometry_I_SummaryTable.docx
@@ -2156,7 +2156,7 @@
         </w:rPr>
         <w:t xml:space="preserve">© 2026 SeaVuria and ARES. This work is licensed under a </w:t>
       </w:r>
-      <w:hyperlink w:history="1" r:id="rIdul0blklbecete0ob7rrqr">
+      <w:hyperlink w:history="1" r:id="rIdzuyurhjfnqrgpy_spwe7c">
         <w:r>
           <w:rPr>
             <w:rFonts w:ascii="Arial" w:cs="Arial" w:eastAsia="Arial" w:hAnsi="Arial"/>
@@ -2176,7 +2176,7 @@
         </w:rPr>
         <w:t xml:space="preserve"> (</w:t>
       </w:r>
-      <w:hyperlink w:history="1" r:id="rIdgg6eqtpnkyfuvnvteiycp">
+      <w:hyperlink w:history="1" r:id="rIdccg70jomxpkh-7jxphhnv">
         <w:r>
           <w:rPr>
             <w:rFonts w:ascii="Arial" w:cs="Arial" w:eastAsia="Arial" w:hAnsi="Arial"/>
@@ -2196,7 +2196,7 @@
         </w:rPr>
         <w:t xml:space="preserve">). To view a copy of this license, visit </w:t>
       </w:r>
-      <w:hyperlink w:history="1" r:id="rIdgipftcra1jtqksyweijeo">
+      <w:hyperlink w:history="1" r:id="rIdsnen8rtmwcxo5sjq4ac8y">
         <w:r>
           <w:rPr>
             <w:rFonts w:ascii="Arial" w:cs="Arial" w:eastAsia="Arial" w:hAnsi="Arial"/>
